--- a/docs/Onboarding_Mapping_Analyst_Confluence_Solution_Guide.docx
+++ b/docs/Onboarding_Mapping_Analyst_Confluence_Solution_Guide.docx
@@ -2049,7 +2049,7 @@
     </w:tbl>
     <w:bookmarkEnd w:id="47"/>
     <w:bookmarkEnd w:id="48"/>
-    <w:bookmarkStart w:id="51" w:name="X791f4a698540329b25c452207a5e24115792f2b"/>
+    <w:bookmarkStart w:id="52" w:name="X791f4a698540329b25c452207a5e24115792f2b"/>
     <w:p>
       <w:pPr>
         <w:pStyle w:val="Heading1"/>
@@ -2291,7 +2291,7 @@
       </w:tr>
     </w:tbl>
     <w:bookmarkEnd w:id="49"/>
-    <w:bookmarkStart w:id="50" w:name="examples"/>
+    <w:bookmarkStart w:id="51" w:name="examples"/>
     <w:p>
       <w:pPr>
         <w:pStyle w:val="Heading2"/>
@@ -2533,9 +2533,84 @@
         <w:t xml:space="preserve">Use UNKNOWN, CONFLICT, OBSERVED DIFFERENCE, MISSING MAPPING, or CLARIFICATION REQUIRED rather than turning uncertainty into a rule.</w:t>
       </w:r>
     </w:p>
+    <w:bookmarkStart w:id="50" w:name="promote-to-knowledge"/>
+    <w:p>
+      <w:pPr>
+        <w:pStyle w:val="Heading3"/>
+      </w:pPr>
+      <w:r>
+        <w:t xml:space="preserve">Promote to Knowledge</w:t>
+      </w:r>
+    </w:p>
+    <w:p>
+      <w:pPr>
+        <w:pStyle w:val="FirstParagraph"/>
+      </w:pPr>
+      <w:r>
+        <w:t xml:space="preserve">When a discussion produces a reusable validated decision, clarification, mapping rule, change rationale, or learning, the user can ask OMA to</w:t>
+      </w:r>
+      <w:r>
+        <w:t xml:space="preserve"> </w:t>
+      </w:r>
+      <w:r>
+        <w:rPr>
+          <w:bCs/>
+          <w:b/>
+        </w:rPr>
+        <w:t xml:space="preserve">Promote to Knowledge</w:t>
+      </w:r>
+      <w:r>
+        <w:t xml:space="preserve">.</w:t>
+      </w:r>
+    </w:p>
+    <w:p>
+      <w:pPr>
+        <w:pStyle w:val="BodyText"/>
+      </w:pPr>
+      <w:r>
+        <w:t xml:space="preserve">OMA follows:</w:t>
+      </w:r>
+    </w:p>
+    <w:p>
+      <w:pPr>
+        <w:pStyle w:val="BodyText"/>
+      </w:pPr>
+      <w:r>
+        <w:rPr>
+          <w:bCs/>
+          <w:b/>
+        </w:rPr>
+        <w:t xml:space="preserve">Discussion → Distill → Classify → Validate → Persist</w:t>
+      </w:r>
+    </w:p>
+    <w:p>
+      <w:pPr>
+        <w:pStyle w:val="BodyText"/>
+      </w:pPr>
+      <w:r>
+        <w:t xml:space="preserve">The conversation itself is working context. OMA persists the validated outcome into the appropriate governed Drive artifact or registry rather than storing the raw chat as canonical knowledge.</w:t>
+      </w:r>
+    </w:p>
+    <w:p>
+      <w:pPr>
+        <w:pStyle w:val="BodyText"/>
+      </w:pPr>
+      <w:r>
+        <w:t xml:space="preserve">This action is available conceptually across Gemini / OMA Gem, Gemini in Drive, and NotebookLM. Surface mechanics may differ, but the durable destination remains the governed Mapping Workspace.</w:t>
+      </w:r>
+    </w:p>
+    <w:p>
+      <w:pPr>
+        <w:pStyle w:val="BodyText"/>
+      </w:pPr>
+      <w:r>
+        <w:t xml:space="preserve">NotebookLM can consume promoted Drive artifacts as sources. OMA does not assume that a new artifact is automatically enrolled into every user's notebook.</w:t>
+      </w:r>
+    </w:p>
     <w:bookmarkEnd w:id="50"/>
     <w:bookmarkEnd w:id="51"/>
-    <w:bookmarkStart w:id="54" w:name="X05ca093bae5fc004ab3d94ecf93e5ac95af84c3"/>
+    <w:bookmarkEnd w:id="52"/>
+    <w:bookmarkStart w:id="55" w:name="X05ca093bae5fc004ab3d94ecf93e5ac95af84c3"/>
     <w:p>
       <w:pPr>
         <w:pStyle w:val="Heading1"/>
@@ -2792,7 +2867,7 @@
         </w:tc>
       </w:tr>
     </w:tbl>
-    <w:bookmarkStart w:id="52" w:name="doppelganger-model"/>
+    <w:bookmarkStart w:id="53" w:name="doppelganger-model"/>
     <w:p>
       <w:pPr>
         <w:pStyle w:val="Heading2"/>
@@ -2875,8 +2950,8 @@
         <w:t xml:space="preserve">A repeated useful preference can become a Profile Update Candidate, but the agent must ask before persisting it. Personal profiles are private by default and may be explicitly published to the shared personalization library.</w:t>
       </w:r>
     </w:p>
-    <w:bookmarkEnd w:id="52"/>
-    <w:bookmarkStart w:id="53" w:name="operating-principles"/>
+    <w:bookmarkEnd w:id="53"/>
+    <w:bookmarkStart w:id="54" w:name="operating-principles"/>
     <w:p>
       <w:pPr>
         <w:pStyle w:val="Heading2"/>
@@ -3015,8 +3090,8 @@
         <w:t xml:space="preserve">The user can ask a simple field question, submit an intake, provide meeting notes that imply mapping changes, or drop a large historical mapping set into NotebookLM, and the same specialist analyst behavior selects the appropriate depth, Skills, Master, and governance automatically.</w:t>
       </w:r>
     </w:p>
-    <w:bookmarkEnd w:id="53"/>
     <w:bookmarkEnd w:id="54"/>
+    <w:bookmarkEnd w:id="55"/>
     <w:sectPr/>
   </w:body>
 </w:document>
